--- a/atelier/capsule_033.docx
+++ b/atelier/capsule_033.docx
@@ -394,7 +394,7 @@
           </w:tcPr>
           <w:p>
             <w:r>
-              <w:t xml:space="preserve">Première DevOps Review tenue (ateliers #31, #32)</w:t>
+              <w:t xml:space="preserve">Première DevOps Review tenue</w:t>
             </w:r>
           </w:p>
         </w:tc>
@@ -544,7 +544,7 @@
                 <w:sz w:val="20"/>
                 <w:szCs w:val="20"/>
               </w:rPr>
-              <w:t xml:space="preserve">Animateur : [nom]   |   Participants : [...]</w:t>
+              <w:t xml:space="preserve">Animateur : [nom] | Participants : [...]</w:t>
             </w:r>
           </w:p>
           <w:p>
@@ -583,46 +583,46 @@
                 <w:sz w:val="20"/>
                 <w:szCs w:val="20"/>
               </w:rPr>
-              <w:t xml:space="preserve">   - Fréquence de déploiement : [valeur] (tendance ↑↓→)</w:t>
-            </w:r>
-          </w:p>
-          <w:p>
-            <w:pPr>
-              <w:spacing w:after="40"/>
-            </w:pPr>
-            <w:r>
-              <w:rPr>
-                <w:rFonts w:ascii="Consolas" w:cs="Consolas" w:eastAsia="Consolas" w:hAnsi="Consolas"/>
-                <w:sz w:val="20"/>
-                <w:szCs w:val="20"/>
-              </w:rPr>
-              <w:t xml:space="preserve">   - Lead time for changes    : [valeur] (tendance)</w:t>
-            </w:r>
-          </w:p>
-          <w:p>
-            <w:pPr>
-              <w:spacing w:after="40"/>
-            </w:pPr>
-            <w:r>
-              <w:rPr>
-                <w:rFonts w:ascii="Consolas" w:cs="Consolas" w:eastAsia="Consolas" w:hAnsi="Consolas"/>
-                <w:sz w:val="20"/>
-                <w:szCs w:val="20"/>
-              </w:rPr>
-              <w:t xml:space="preserve">   - MTTR                     : [valeur] (tendance)</w:t>
-            </w:r>
-          </w:p>
-          <w:p>
-            <w:pPr>
-              <w:spacing w:after="40"/>
-            </w:pPr>
-            <w:r>
-              <w:rPr>
-                <w:rFonts w:ascii="Consolas" w:cs="Consolas" w:eastAsia="Consolas" w:hAnsi="Consolas"/>
-                <w:sz w:val="20"/>
-                <w:szCs w:val="20"/>
-              </w:rPr>
-              <w:t xml:space="preserve">   - Change failure rate      : [valeur] (tendance)</w:t>
+              <w:t xml:space="preserve"> - Fréquence de déploiement : [valeur] (tendance ↑↓→)</w:t>
+            </w:r>
+          </w:p>
+          <w:p>
+            <w:pPr>
+              <w:spacing w:after="40"/>
+            </w:pPr>
+            <w:r>
+              <w:rPr>
+                <w:rFonts w:ascii="Consolas" w:cs="Consolas" w:eastAsia="Consolas" w:hAnsi="Consolas"/>
+                <w:sz w:val="20"/>
+                <w:szCs w:val="20"/>
+              </w:rPr>
+              <w:t xml:space="preserve"> - Lead time for changes : [valeur] (tendance)</w:t>
+            </w:r>
+          </w:p>
+          <w:p>
+            <w:pPr>
+              <w:spacing w:after="40"/>
+            </w:pPr>
+            <w:r>
+              <w:rPr>
+                <w:rFonts w:ascii="Consolas" w:cs="Consolas" w:eastAsia="Consolas" w:hAnsi="Consolas"/>
+                <w:sz w:val="20"/>
+                <w:szCs w:val="20"/>
+              </w:rPr>
+              <w:t xml:space="preserve"> - MTTR : [valeur] (tendance)</w:t>
+            </w:r>
+          </w:p>
+          <w:p>
+            <w:pPr>
+              <w:spacing w:after="40"/>
+            </w:pPr>
+            <w:r>
+              <w:rPr>
+                <w:rFonts w:ascii="Consolas" w:cs="Consolas" w:eastAsia="Consolas" w:hAnsi="Consolas"/>
+                <w:sz w:val="20"/>
+                <w:szCs w:val="20"/>
+              </w:rPr>
+              <w:t xml:space="preserve"> - Change failure rate : [valeur] (tendance)</w:t>
             </w:r>
           </w:p>
           <w:p>
@@ -661,7 +661,7 @@
                 <w:sz w:val="20"/>
                 <w:szCs w:val="20"/>
               </w:rPr>
-              <w:t xml:space="preserve">   - [incident] : impact, cause, ce qu'on en retient</w:t>
+              <w:t xml:space="preserve"> - [incident] : impact, cause, ce qu'on en retient</w:t>
             </w:r>
           </w:p>
           <w:p>
@@ -700,20 +700,20 @@
                 <w:sz w:val="20"/>
                 <w:szCs w:val="20"/>
               </w:rPr>
-              <w:t xml:space="preserve">   - [action] : responsable — fait / en cours / abandonnée</w:t>
-            </w:r>
-          </w:p>
-          <w:p>
-            <w:pPr>
-              <w:spacing w:after="40"/>
-            </w:pPr>
-            <w:r>
-              <w:rPr>
-                <w:rFonts w:ascii="Consolas" w:cs="Consolas" w:eastAsia="Consolas" w:hAnsi="Consolas"/>
-                <w:sz w:val="20"/>
-                <w:szCs w:val="20"/>
-              </w:rPr>
-              <w:t xml:space="preserve">   - effet observé sur les métriques ?</w:t>
+              <w:t xml:space="preserve"> - [action] : responsable — fait / en cours / abandonnée</w:t>
+            </w:r>
+          </w:p>
+          <w:p>
+            <w:pPr>
+              <w:spacing w:after="40"/>
+            </w:pPr>
+            <w:r>
+              <w:rPr>
+                <w:rFonts w:ascii="Consolas" w:cs="Consolas" w:eastAsia="Consolas" w:hAnsi="Consolas"/>
+                <w:sz w:val="20"/>
+                <w:szCs w:val="20"/>
+              </w:rPr>
+              <w:t xml:space="preserve"> - effet observé sur les métriques ?</w:t>
             </w:r>
           </w:p>
           <w:p>
@@ -752,7 +752,7 @@
                 <w:sz w:val="20"/>
                 <w:szCs w:val="20"/>
               </w:rPr>
-              <w:t xml:space="preserve">   - [action concrète] — responsable — échéance</w:t>
+              <w:t xml:space="preserve"> - [action concrète] — responsable — échéance</w:t>
             </w:r>
           </w:p>
           <w:p>
@@ -857,7 +857,7 @@
         </w:numPr>
       </w:pPr>
       <w:r>
-        <w:t xml:space="preserve">Reprendre le canevas ci-dessus et l'adapter aux métriques retenues par la squad (#31).</w:t>
+        <w:t xml:space="preserve">Reprendre le canevas ci-dessus et l'adapter aux métriques retenues par la squad.</w:t>
       </w:r>
     </w:p>
     <w:p>
